--- a/docs/TZ-tsl-auth-questions.docx
+++ b/docs/TZ-tsl-auth-questions.docx
@@ -153,7 +153,7 @@
           <w:sz w:val="22"/>
           <w:szCs w:val="22"/>
         </w:rPr>
-        <w:t xml:space="preserve">Вопросы из раздела 18 ЧТЗ. По каждому указано, что уже есть, какие варианты рассматриваются, что зависит от ответа и кто решает. Предложение исполнителя — не решение: до ответа требование остаётся в статусе «вопрос». Порядок — по влиянию на первую очередь.</w:t>
+        <w:t xml:space="preserve">Вопросы к ЧТЗ. Ответы заказчика от 28.09.2026 внесены в раздел 18 ЧТЗ «Принятые решения»; ниже — исходная постановка вопросов. По каждому указано, что уже есть, какие варианты рассматриваются, что зависит от ответа и кто решает. Предложение исполнителя — не решение: до ответа требование остаётся в статусе «вопрос». Порядок — по влиянию на первую очередь.</w:t>
       </w:r>
     </w:p>
     <w:p>
